--- a/docs/01_data_specification/Target_Variable_Definition_VI.docx
+++ b/docs/01_data_specification/Target_Variable_Definition_VI.docx
@@ -28,7 +28,7 @@
         </w:p>
       </w:sdtContent>
     </w:sdt>
-    <w:bookmarkStart w:id="15" w:name="X411eb9a3c22bb0de56f6749dda4c8cd500720a4"/>
+    <w:bookmarkStart w:id="16" w:name="X411eb9a3c22bb0de56f6749dda4c8cd500720a4"/>
     <w:p>
       <w:pPr>
         <w:pStyle w:val="Heading1"/>
@@ -1089,7 +1089,7 @@
         <w:t xml:space="preserve"> </w:t>
       </w:r>
       <w:r>
-        <w:t xml:space="preserve">Ở các mốc muộn, sinh viên rút sớm gần như không còn hoạt động nên mô hình dễ phát hiện, có thể khiến recall và PR-AUC lạc quan hơn thực tế. Báo cáo nêu rõ hạn chế này và, nếu tiến độ cho phép, kiểm chứng bằng phân tích độ nhạy theo</w:t>
+        <w:t xml:space="preserve">Ở các mốc muộn, sinh viên rút sớm gần như không còn hoạt động nên mô hình dễ phát hiện, có thể khiến recall và PR-AUC lạc quan hơn thực tế. Báo cáo lượng hoá hạn chế này bằng phân tích độ nhạy trên nhóm còn-đang-học trình bày ở Mục 5 — phiên bản phía-đánh-giá của phương án thay thế</w:t>
       </w:r>
       <w:r>
         <w:t xml:space="preserve"> </w:t>
@@ -1106,13 +1106,13 @@
       </w:r>
     </w:p>
     <w:bookmarkEnd w:id="12"/>
-    <w:bookmarkStart w:id="13" w:name="hệ-quả-cho-các-bước-phía-sau"/>
+    <w:bookmarkStart w:id="13" w:name="X12c19636fb62148576c05d4060533b7ecf17f59"/>
     <w:p>
       <w:pPr>
         <w:pStyle w:val="Heading2"/>
       </w:pPr>
       <w:r>
-        <w:t xml:space="preserve">5. Hệ quả cho các bước phía sau</w:t>
+        <w:t xml:space="preserve">5. Hai khung đọc của biến mục tiêu (làm rõ estimand)</w:t>
       </w:r>
     </w:p>
     <w:p>
@@ -1120,105 +1120,67 @@
         <w:pStyle w:val="FirstParagraph"/>
       </w:pPr>
       <w:r>
-        <w:t xml:space="preserve">Mọi hạng mục phụ thuộc</w:t>
-      </w:r>
-      <w:r>
-        <w:t xml:space="preserve"> </w:t>
-      </w:r>
-      <w:r>
-        <w:t xml:space="preserve">“Bước 0”</w:t>
-      </w:r>
-      <w:r>
-        <w:t xml:space="preserve"> </w:t>
-      </w:r>
-      <w:r>
-        <w:t xml:space="preserve">đều kế thừa định nghĩa này: quy tắc phòng rò rỉ (STT 12), khảo sát lược đồ và bảng quy đổi mốc (STT 9, 10), thiết kế phân chia (STT 21), và tài liệu nguồn gốc/đạo đức (STT 30). Tên cột mục tiêu là</w:t>
-      </w:r>
-      <w:r>
-        <w:t xml:space="preserve"> </w:t>
-      </w:r>
-      <w:r>
-        <w:rPr>
-          <w:rStyle w:val="VerbatimChar"/>
-        </w:rPr>
-        <w:t xml:space="preserve">at_risk</w:t>
-      </w:r>
-      <w:r>
-        <w:t xml:space="preserve">;</w:t>
-      </w:r>
-      <w:r>
-        <w:t xml:space="preserve"> </w:t>
-      </w:r>
-      <w:r>
-        <w:rPr>
-          <w:rStyle w:val="VerbatimChar"/>
-        </w:rPr>
-        <w:t xml:space="preserve">final_result</w:t>
-      </w:r>
-      <w:r>
-        <w:t xml:space="preserve"> </w:t>
-      </w:r>
-      <w:r>
-        <w:t xml:space="preserve">chỉ được giữ lại như nguồn gốc thô của nhãn.</w:t>
-      </w:r>
-    </w:p>
-    <w:bookmarkEnd w:id="13"/>
-    <w:bookmarkStart w:id="14" w:name="tài-liệu-tham-khảo"/>
-    <w:p>
-      <w:pPr>
-        <w:pStyle w:val="Heading2"/>
-      </w:pPr>
-      <w:r>
-        <w:t xml:space="preserve">Tài liệu tham khảo</w:t>
-      </w:r>
-    </w:p>
-    <w:p>
-      <w:pPr>
-        <w:pStyle w:val="Compact"/>
+        <w:t xml:space="preserve">Nhãn cố định của Phương án A hỗ trợ hai estimand (đối tượng suy luận) khác nhau, và mọi chỉ số công bố phải nêu rõ nó thuộc khung nào.</w:t>
+      </w:r>
+    </w:p>
+    <w:p>
+      <w:pPr>
         <w:numPr>
           <w:ilvl w:val="0"/>
           <w:numId w:val="1002"/>
         </w:numPr>
       </w:pPr>
       <w:r>
-        <w:t xml:space="preserve">M. Adnan và cộng sự,</w:t>
-      </w:r>
-      <w:r>
-        <w:t xml:space="preserve"> </w:t>
-      </w:r>
-      <w:r>
-        <w:t xml:space="preserve">“Predicting at-Risk Students at Different Percentages of Course Length for Early Intervention,”</w:t>
-      </w:r>
-      <w:r>
-        <w:t xml:space="preserve"> </w:t>
-      </w:r>
-      <w:r>
-        <w:rPr>
-          <w:i/>
-          <w:iCs/>
-        </w:rPr>
-        <w:t xml:space="preserve">IEEE Access</w:t>
-      </w:r>
-      <w:r>
-        <w:t xml:space="preserve">, vol. 9, tr. 7519–7539, 2021.</w:t>
-      </w:r>
-    </w:p>
-    <w:p>
-      <w:pPr>
-        <w:pStyle w:val="Compact"/>
+        <w:rPr>
+          <w:b/>
+          <w:bCs/>
+        </w:rPr>
+        <w:t xml:space="preserve">Phân loại kết quả cuối khoá — khung benchmark chính.</w:t>
+      </w:r>
+      <w:r>
+        <w:t xml:space="preserve"> </w:t>
+      </w:r>
+      <w:r>
+        <w:t xml:space="preserve">Câu hỏi</w:t>
+      </w:r>
+      <w:r>
+        <w:t xml:space="preserve"> </w:t>
+      </w:r>
+      <w:r>
+        <w:t xml:space="preserve">“lượt ghi danh này sẽ kết thúc bằng Fail hay Withdrawn?”</w:t>
+      </w:r>
+      <w:r>
+        <w:t xml:space="preserve"> </w:t>
+      </w:r>
+      <w:r>
+        <w:t xml:space="preserve">được định nghĩa trên toàn bộ 32.593 bản ghi ghi danh tại mọi mốc. Đây là khung cho phép so sánh kết quả với các nghiên cứu nền (Adnan và cộng sự, 2021; Tomasevic và cộng sự, 2020) — vốn cũng giữ nguyên toàn bộ quần thể — và là khung của các bảng benchmark chính của đề tài.</w:t>
+      </w:r>
+    </w:p>
+    <w:p>
+      <w:pPr>
         <w:numPr>
           <w:ilvl w:val="0"/>
           <w:numId w:val="1002"/>
         </w:numPr>
       </w:pPr>
       <w:r>
-        <w:t xml:space="preserve">N. Tomasevic, N. Gvozdenovic, S. Vranes,</w:t>
-      </w:r>
-      <w:r>
-        <w:t xml:space="preserve"> </w:t>
-      </w:r>
-      <w:r>
-        <w:t xml:space="preserve">“An overview and comparison of supervised data mining techniques for student exam performance prediction,”</w:t>
+        <w:rPr>
+          <w:b/>
+          <w:bCs/>
+        </w:rPr>
+        <w:t xml:space="preserve">Cảnh báo sớm để can thiệp — khung còn-đang-học.</w:t>
+      </w:r>
+      <w:r>
+        <w:t xml:space="preserve"> </w:t>
+      </w:r>
+      <w:r>
+        <w:t xml:space="preserve">Can thiệp chỉ đến được với sinh viên chưa rút môn, nên câu hỏi vận hành</w:t>
+      </w:r>
+      <w:r>
+        <w:t xml:space="preserve"> </w:t>
+      </w:r>
+      <w:r>
+        <w:t xml:space="preserve">“giảng viên cần liên hệ ai tại mốc</w:t>
       </w:r>
       <w:r>
         <w:t xml:space="preserve"> </w:t>
@@ -1228,10 +1190,302 @@
           <w:i/>
           <w:iCs/>
         </w:rPr>
-        <w:t xml:space="preserve">Computers &amp; Education</w:t>
-      </w:r>
-      <w:r>
-        <w:t xml:space="preserve">, vol. 143, art. 103676, 2020.</w:t>
+        <w:t xml:space="preserve">t</w:t>
+      </w:r>
+      <w:r>
+        <w:t xml:space="preserve">?”</w:t>
+      </w:r>
+      <w:r>
+        <w:t xml:space="preserve"> </w:t>
+      </w:r>
+      <w:r>
+        <w:t xml:space="preserve">chỉ có nghĩa trên nhóm còn đang học tại ngày mốc. Ngay tại</w:t>
+      </w:r>
+      <w:r>
+        <w:t xml:space="preserve"> </w:t>
+      </w:r>
+      <w:r>
+        <w:rPr>
+          <w:i/>
+          <w:iCs/>
+        </w:rPr>
+        <w:t xml:space="preserve">t</w:t>
+      </w:r>
+      <w:r>
+        <w:t xml:space="preserve"> </w:t>
+      </w:r>
+      <w:r>
+        <w:t xml:space="preserve">= 10%, đã có 4.833 trên 32.593 lượt ghi danh rút trước ngày mốc (923 trong số đó thuộc tập kiểm tra); với các bản ghi này không còn gì để dự đoán — chỉ còn ghi nhận.</w:t>
+      </w:r>
+    </w:p>
+    <w:p>
+      <w:pPr>
+        <w:pStyle w:val="FirstParagraph"/>
+      </w:pPr>
+      <w:r>
+        <w:rPr>
+          <w:b/>
+          <w:bCs/>
+        </w:rPr>
+        <w:t xml:space="preserve">Hệ quả đo được.</w:t>
+      </w:r>
+      <w:r>
+        <w:t xml:space="preserve"> </w:t>
+      </w:r>
+      <w:r>
+        <w:t xml:space="preserve">Recall trên lớp at-risk của XGBoost tại</w:t>
+      </w:r>
+      <w:r>
+        <w:t xml:space="preserve"> </w:t>
+      </w:r>
+      <w:r>
+        <w:rPr>
+          <w:i/>
+          <w:iCs/>
+        </w:rPr>
+        <w:t xml:space="preserve">t</w:t>
+      </w:r>
+      <w:r>
+        <w:t xml:space="preserve"> </w:t>
+      </w:r>
+      <w:r>
+        <w:t xml:space="preserve">= 40/80/100% là 0,81/0,90/0,93 trên toàn quần thể nhưng chỉ 0,678/0,783/0,853 trên nhóm còn-đang-học (</w:t>
+      </w:r>
+      <w:r>
+        <w:rPr>
+          <w:rStyle w:val="VerbatimChar"/>
+        </w:rPr>
+        <w:t xml:space="preserve">reports/tables/sensitivity_active_xgb.csv</w:t>
+      </w:r>
+      <w:r>
+        <w:t xml:space="preserve">, sinh bởi</w:t>
+      </w:r>
+      <w:r>
+        <w:t xml:space="preserve"> </w:t>
+      </w:r>
+      <w:r>
+        <w:rPr>
+          <w:rStyle w:val="VerbatimChar"/>
+        </w:rPr>
+        <w:t xml:space="preserve">tools/sensitivity_active.py</w:t>
+      </w:r>
+      <w:r>
+        <w:t xml:space="preserve">). Theo tiêu chí recall ≥ 0,80 của RQ1, toàn quần thể đạt từ</w:t>
+      </w:r>
+      <w:r>
+        <w:t xml:space="preserve"> </w:t>
+      </w:r>
+      <w:r>
+        <w:rPr>
+          <w:i/>
+          <w:iCs/>
+        </w:rPr>
+        <w:t xml:space="preserve">t</w:t>
+      </w:r>
+      <w:r>
+        <w:t xml:space="preserve"> </w:t>
+      </w:r>
+      <w:r>
+        <w:t xml:space="preserve">= 40%, trong khi nhóm còn-đang-học chỉ đạt tại</w:t>
+      </w:r>
+      <w:r>
+        <w:t xml:space="preserve"> </w:t>
+      </w:r>
+      <w:r>
+        <w:rPr>
+          <w:i/>
+          <w:iCs/>
+        </w:rPr>
+        <w:t xml:space="preserve">t</w:t>
+      </w:r>
+      <w:r>
+        <w:t xml:space="preserve"> </w:t>
+      </w:r>
+      <w:r>
+        <w:t xml:space="preserve">= 100%. Nhất quán với điều đó, đặc trưng SHAP mạnh nhất là</w:t>
+      </w:r>
+      <w:r>
+        <w:t xml:space="preserve"> </w:t>
+      </w:r>
+      <w:r>
+        <w:rPr>
+          <w:rStyle w:val="VerbatimChar"/>
+        </w:rPr>
+        <w:t xml:space="preserve">days_since_last_activity</w:t>
+      </w:r>
+      <w:r>
+        <w:t xml:space="preserve"> </w:t>
+      </w:r>
+      <w:r>
+        <w:t xml:space="preserve">(trung bình |SHAP| 3,66): trên toàn quần thể, một phần sức mạnh của mô hình là</w:t>
+      </w:r>
+      <w:r>
+        <w:t xml:space="preserve"> </w:t>
+      </w:r>
+      <w:r>
+        <w:rPr>
+          <w:i/>
+          <w:iCs/>
+        </w:rPr>
+        <w:t xml:space="preserve">phát hiện sinh viên đã rời đi</w:t>
+      </w:r>
+      <w:r>
+        <w:t xml:space="preserve">, chứ không chỉ</w:t>
+      </w:r>
+      <w:r>
+        <w:t xml:space="preserve"> </w:t>
+      </w:r>
+      <w:r>
+        <w:rPr>
+          <w:i/>
+          <w:iCs/>
+        </w:rPr>
+        <w:t xml:space="preserve">dự báo nguy cơ tương lai</w:t>
+      </w:r>
+      <w:r>
+        <w:t xml:space="preserve">. Đây</w:t>
+      </w:r>
+      <w:r>
+        <w:t xml:space="preserve"> </w:t>
+      </w:r>
+      <w:r>
+        <w:rPr>
+          <w:b/>
+          <w:bCs/>
+        </w:rPr>
+        <w:t xml:space="preserve">không phải rò rỉ</w:t>
+      </w:r>
+      <w:r>
+        <w:t xml:space="preserve"> </w:t>
+      </w:r>
+      <w:r>
+        <w:t xml:space="preserve">— nhãn không hề lọt vào đặc trưng, và mức hoạt động thấp của sinh viên đã rút là hành vi thật — mà là</w:t>
+      </w:r>
+      <w:r>
+        <w:t xml:space="preserve"> </w:t>
+      </w:r>
+      <w:r>
+        <w:rPr>
+          <w:b/>
+          <w:bCs/>
+        </w:rPr>
+        <w:t xml:space="preserve">vấn đề định nghĩa quần thể</w:t>
+      </w:r>
+      <w:r>
+        <w:t xml:space="preserve">.</w:t>
+      </w:r>
+    </w:p>
+    <w:p>
+      <w:pPr>
+        <w:pStyle w:val="BodyText"/>
+      </w:pPr>
+      <w:r>
+        <w:rPr>
+          <w:b/>
+          <w:bCs/>
+        </w:rPr>
+        <w:t xml:space="preserve">Quy tắc báo cáo.</w:t>
+      </w:r>
+      <w:r>
+        <w:t xml:space="preserve"> </w:t>
+      </w:r>
+      <w:r>
+        <w:t xml:space="preserve">Mọi phát biểu dạng</w:t>
+      </w:r>
+      <w:r>
+        <w:t xml:space="preserve"> </w:t>
+      </w:r>
+      <w:r>
+        <w:t xml:space="preserve">“dự đoán đáng tin cậy từ</w:t>
+      </w:r>
+      <w:r>
+        <w:t xml:space="preserve"> </w:t>
+      </w:r>
+      <w:r>
+        <w:rPr>
+          <w:i/>
+          <w:iCs/>
+        </w:rPr>
+        <w:t xml:space="preserve">t</w:t>
+      </w:r>
+      <w:r>
+        <w:t xml:space="preserve"> </w:t>
+      </w:r>
+      <w:r>
+        <w:t xml:space="preserve">= 40%”</w:t>
+      </w:r>
+      <w:r>
+        <w:t xml:space="preserve"> </w:t>
+      </w:r>
+      <w:r>
+        <w:t xml:space="preserve">phải nêu rõ quần thể được nói tới. Do đó đề tài báo cáo song song cả hai khung: kết quả toàn quần thể là benchmark chính, kết quả nhóm còn-đang-học là phân tích độ nhạy hướng tới can thiệp.</w:t>
+      </w:r>
+    </w:p>
+    <w:bookmarkEnd w:id="13"/>
+    <w:bookmarkStart w:id="14" w:name="hệ-quả-cho-các-bước-phía-sau"/>
+    <w:p>
+      <w:pPr>
+        <w:pStyle w:val="Heading2"/>
+      </w:pPr>
+      <w:r>
+        <w:t xml:space="preserve">6. Hệ quả cho các bước phía sau</w:t>
+      </w:r>
+    </w:p>
+    <w:p>
+      <w:pPr>
+        <w:pStyle w:val="FirstParagraph"/>
+      </w:pPr>
+      <w:r>
+        <w:t xml:space="preserve">Mọi hạng mục phụ thuộc</w:t>
+      </w:r>
+      <w:r>
+        <w:t xml:space="preserve"> </w:t>
+      </w:r>
+      <w:r>
+        <w:t xml:space="preserve">“Bước 0”</w:t>
+      </w:r>
+      <w:r>
+        <w:t xml:space="preserve"> </w:t>
+      </w:r>
+      <w:r>
+        <w:t xml:space="preserve">đều kế thừa định nghĩa này: quy tắc phòng rò rỉ (STT 12), khảo sát lược đồ và bảng quy đổi mốc (STT 9, 10), thiết kế phân chia (STT 21), và tài liệu nguồn gốc/đạo đức (STT 30). Tên cột mục tiêu là</w:t>
+      </w:r>
+      <w:r>
+        <w:t xml:space="preserve"> </w:t>
+      </w:r>
+      <w:r>
+        <w:rPr>
+          <w:rStyle w:val="VerbatimChar"/>
+        </w:rPr>
+        <w:t xml:space="preserve">at_risk</w:t>
+      </w:r>
+      <w:r>
+        <w:t xml:space="preserve">;</w:t>
+      </w:r>
+      <w:r>
+        <w:t xml:space="preserve"> </w:t>
+      </w:r>
+      <w:r>
+        <w:rPr>
+          <w:rStyle w:val="VerbatimChar"/>
+        </w:rPr>
+        <w:t xml:space="preserve">final_result</w:t>
+      </w:r>
+      <w:r>
+        <w:t xml:space="preserve"> </w:t>
+      </w:r>
+      <w:r>
+        <w:t xml:space="preserve">chỉ được giữ lại như nguồn gốc thô của nhãn.</w:t>
+      </w:r>
+    </w:p>
+    <w:bookmarkEnd w:id="14"/>
+    <w:bookmarkStart w:id="15" w:name="tài-liệu-tham-khảo"/>
+    <w:p>
+      <w:pPr>
+        <w:pStyle w:val="Heading2"/>
+      </w:pPr>
+      <w:r>
+        <w:t xml:space="preserve">Tài liệu tham khảo</w:t>
       </w:r>
     </w:p>
     <w:p>
@@ -1239,17 +1493,17 @@
         <w:pStyle w:val="Compact"/>
         <w:numPr>
           <w:ilvl w:val="0"/>
-          <w:numId w:val="1002"/>
+          <w:numId w:val="1003"/>
         </w:numPr>
       </w:pPr>
       <w:r>
-        <w:t xml:space="preserve">J. Kuzilek, M. Hlosta, Z. Zdrahal,</w:t>
-      </w:r>
-      <w:r>
-        <w:t xml:space="preserve"> </w:t>
-      </w:r>
-      <w:r>
-        <w:t xml:space="preserve">“Open University Learning Analytics dataset,”</w:t>
+        <w:t xml:space="preserve">M. Adnan và cộng sự,</w:t>
+      </w:r>
+      <w:r>
+        <w:t xml:space="preserve"> </w:t>
+      </w:r>
+      <w:r>
+        <w:t xml:space="preserve">“Predicting at-Risk Students at Different Percentages of Course Length for Early Intervention,”</w:t>
       </w:r>
       <w:r>
         <w:t xml:space="preserve"> </w:t>
@@ -1259,14 +1513,76 @@
           <w:i/>
           <w:iCs/>
         </w:rPr>
+        <w:t xml:space="preserve">IEEE Access</w:t>
+      </w:r>
+      <w:r>
+        <w:t xml:space="preserve">, vol. 9, tr. 7519–7539, 2021.</w:t>
+      </w:r>
+    </w:p>
+    <w:p>
+      <w:pPr>
+        <w:pStyle w:val="Compact"/>
+        <w:numPr>
+          <w:ilvl w:val="0"/>
+          <w:numId w:val="1003"/>
+        </w:numPr>
+      </w:pPr>
+      <w:r>
+        <w:t xml:space="preserve">N. Tomasevic, N. Gvozdenovic, S. Vranes,</w:t>
+      </w:r>
+      <w:r>
+        <w:t xml:space="preserve"> </w:t>
+      </w:r>
+      <w:r>
+        <w:t xml:space="preserve">“An overview and comparison of supervised data mining techniques for student exam performance prediction,”</w:t>
+      </w:r>
+      <w:r>
+        <w:t xml:space="preserve"> </w:t>
+      </w:r>
+      <w:r>
+        <w:rPr>
+          <w:i/>
+          <w:iCs/>
+        </w:rPr>
+        <w:t xml:space="preserve">Computers &amp; Education</w:t>
+      </w:r>
+      <w:r>
+        <w:t xml:space="preserve">, vol. 143, art. 103676, 2020.</w:t>
+      </w:r>
+    </w:p>
+    <w:p>
+      <w:pPr>
+        <w:pStyle w:val="Compact"/>
+        <w:numPr>
+          <w:ilvl w:val="0"/>
+          <w:numId w:val="1003"/>
+        </w:numPr>
+      </w:pPr>
+      <w:r>
+        <w:t xml:space="preserve">J. Kuzilek, M. Hlosta, Z. Zdrahal,</w:t>
+      </w:r>
+      <w:r>
+        <w:t xml:space="preserve"> </w:t>
+      </w:r>
+      <w:r>
+        <w:t xml:space="preserve">“Open University Learning Analytics dataset,”</w:t>
+      </w:r>
+      <w:r>
+        <w:t xml:space="preserve"> </w:t>
+      </w:r>
+      <w:r>
+        <w:rPr>
+          <w:i/>
+          <w:iCs/>
+        </w:rPr>
         <w:t xml:space="preserve">Scientific Data</w:t>
       </w:r>
       <w:r>
         <w:t xml:space="preserve">, vol. 4, art. 170171, 2017.</w:t>
       </w:r>
     </w:p>
-    <w:bookmarkEnd w:id="14"/>
     <w:bookmarkEnd w:id="15"/>
+    <w:bookmarkEnd w:id="16"/>
     <w:sectPr>
       <w:footnotePr>
         <w:numRestart w:val="eachSect"/>
@@ -1496,6 +1812,36 @@
     </w:lvlOverride>
   </w:num>
   <w:num w:numId="1002">
+    <w:abstractNumId w:val="99411"/>
+    <w:lvlOverride w:ilvl="0">
+      <w:startOverride w:val="1"/>
+    </w:lvlOverride>
+    <w:lvlOverride w:ilvl="1">
+      <w:startOverride w:val="1"/>
+    </w:lvlOverride>
+    <w:lvlOverride w:ilvl="2">
+      <w:startOverride w:val="1"/>
+    </w:lvlOverride>
+    <w:lvlOverride w:ilvl="3">
+      <w:startOverride w:val="1"/>
+    </w:lvlOverride>
+    <w:lvlOverride w:ilvl="4">
+      <w:startOverride w:val="1"/>
+    </w:lvlOverride>
+    <w:lvlOverride w:ilvl="5">
+      <w:startOverride w:val="1"/>
+    </w:lvlOverride>
+    <w:lvlOverride w:ilvl="6">
+      <w:startOverride w:val="1"/>
+    </w:lvlOverride>
+    <w:lvlOverride w:ilvl="7">
+      <w:startOverride w:val="1"/>
+    </w:lvlOverride>
+    <w:lvlOverride w:ilvl="8">
+      <w:startOverride w:val="1"/>
+    </w:lvlOverride>
+  </w:num>
+  <w:num w:numId="1003">
     <w:abstractNumId w:val="99411"/>
     <w:lvlOverride w:ilvl="0">
       <w:startOverride w:val="1"/>

--- a/docs/01_data_specification/Target_Variable_Definition_VI.docx
+++ b/docs/01_data_specification/Target_Variable_Definition_VI.docx
@@ -1249,7 +1249,7 @@
         <w:t xml:space="preserve"> </w:t>
       </w:r>
       <w:r>
-        <w:t xml:space="preserve">= 40/80/100% là 0,81/0,90/0,93 trên toàn quần thể nhưng chỉ 0,678/0,783/0,853 trên nhóm còn-đang-học (</w:t>
+        <w:t xml:space="preserve">= 40/80/100% là 0,81/0,90/0,93 trên toàn quần thể nhưng chỉ 0,678/0,779/0,841 trên nhóm còn-đang-học (</w:t>
       </w:r>
       <w:r>
         <w:rPr>
@@ -1317,7 +1317,7 @@
         <w:t xml:space="preserve"> </w:t>
       </w:r>
       <w:r>
-        <w:t xml:space="preserve">(trung bình |SHAP| 3,66): trên toàn quần thể, một phần sức mạnh của mô hình là</w:t>
+        <w:t xml:space="preserve">(trung bình |SHAP| 3,57): trên toàn quần thể, một phần sức mạnh của mô hình là</w:t>
       </w:r>
       <w:r>
         <w:t xml:space="preserve"> </w:t>

--- a/docs/01_data_specification/Target_Variable_Definition_VI.docx
+++ b/docs/01_data_specification/Target_Variable_Definition_VI.docx
@@ -450,16 +450,88 @@
       </w:pPr>
       <w:r>
         <w:rPr>
-          <w:rStyle w:val="VerbatimChar"/>
-        </w:rPr>
-        <w:t xml:space="preserve">df["at_risk"] = df["final_result"].isin(["Fail", "Withdrawn"]).astype(int)</w:t>
+          <w:rStyle w:val="NormalTok"/>
+        </w:rPr>
+        <w:t xml:space="preserve">df[</w:t>
+      </w:r>
+      <w:r>
+        <w:rPr>
+          <w:rStyle w:val="StringTok"/>
+        </w:rPr>
+        <w:t xml:space="preserve">"at_risk"</w:t>
+      </w:r>
+      <w:r>
+        <w:rPr>
+          <w:rStyle w:val="NormalTok"/>
+        </w:rPr>
+        <w:t xml:space="preserve">] </w:t>
+      </w:r>
+      <w:r>
+        <w:rPr>
+          <w:rStyle w:val="OperatorTok"/>
+        </w:rPr>
+        <w:t xml:space="preserve">=</w:t>
+      </w:r>
+      <w:r>
+        <w:rPr>
+          <w:rStyle w:val="NormalTok"/>
+        </w:rPr>
+        <w:t xml:space="preserve"> df[</w:t>
+      </w:r>
+      <w:r>
+        <w:rPr>
+          <w:rStyle w:val="StringTok"/>
+        </w:rPr>
+        <w:t xml:space="preserve">"final_result"</w:t>
+      </w:r>
+      <w:r>
+        <w:rPr>
+          <w:rStyle w:val="NormalTok"/>
+        </w:rPr>
+        <w:t xml:space="preserve">].isin([</w:t>
+      </w:r>
+      <w:r>
+        <w:rPr>
+          <w:rStyle w:val="StringTok"/>
+        </w:rPr>
+        <w:t xml:space="preserve">"Fail"</w:t>
+      </w:r>
+      <w:r>
+        <w:rPr>
+          <w:rStyle w:val="NormalTok"/>
+        </w:rPr>
+        <w:t xml:space="preserve">, </w:t>
+      </w:r>
+      <w:r>
+        <w:rPr>
+          <w:rStyle w:val="StringTok"/>
+        </w:rPr>
+        <w:t xml:space="preserve">"Withdrawn"</w:t>
+      </w:r>
+      <w:r>
+        <w:rPr>
+          <w:rStyle w:val="NormalTok"/>
+        </w:rPr>
+        <w:t xml:space="preserve">]).astype(</w:t>
+      </w:r>
+      <w:r>
+        <w:rPr>
+          <w:rStyle w:val="BuiltInTok"/>
+        </w:rPr>
+        <w:t xml:space="preserve">int</w:t>
+      </w:r>
+      <w:r>
+        <w:rPr>
+          <w:rStyle w:val="NormalTok"/>
+        </w:rPr>
+        <w:t xml:space="preserve">)</w:t>
       </w:r>
       <w:r>
         <w:br/>
       </w:r>
       <w:r>
         <w:rPr>
-          <w:rStyle w:val="VerbatimChar"/>
+          <w:rStyle w:val="CommentTok"/>
         </w:rPr>
         <w:t xml:space="preserve"># 1 = at-risk (lớp dương cần phát hiện); 0 = not-at-risk</w:t>
       </w:r>
